--- a/data/revised_2026-10_full/outputs/v2/Core_Mathematics/SS2.7_Surface_Area_and_Volume_of_Solids/Core_Mathematics_Surface_Area_and_Volume_of_Solids_FinalExplanation.docx
+++ b/data/revised_2026-10_full/outputs/v2/Core_Mathematics/SS2.7_Surface_Area_and_Volume_of_Solids/Core_Mathematics_Surface_Area_and_Volume_of_Solids_FinalExplanation.docx
@@ -1957,7 +1957,7 @@
         </w:rPr>
         <w:t xml:space="preserve">© 2026 SeaVuria and ARES. This work is licensed under a </w:t>
       </w:r>
-      <w:hyperlink w:history="1" r:id="rIdqjpdsblo_81u4emfxxysr">
+      <w:hyperlink w:history="1" r:id="rIdxsmhr770kprskxd0cu9wc">
         <w:r>
           <w:rPr>
             <w:rFonts w:ascii="Arial" w:cs="Arial" w:eastAsia="Arial" w:hAnsi="Arial"/>
@@ -1977,7 +1977,7 @@
         </w:rPr>
         <w:t xml:space="preserve"> (</w:t>
       </w:r>
-      <w:hyperlink w:history="1" r:id="rIdslsdcatjdpd2lus1exoaq">
+      <w:hyperlink w:history="1" r:id="rId9dfn3l17ubwrxajjtz7rb">
         <w:r>
           <w:rPr>
             <w:rFonts w:ascii="Arial" w:cs="Arial" w:eastAsia="Arial" w:hAnsi="Arial"/>
@@ -1997,7 +1997,7 @@
         </w:rPr>
         <w:t xml:space="preserve">). To view a copy of this license, visit </w:t>
       </w:r>
-      <w:hyperlink w:history="1" r:id="rIdu48w8_f3xyzwyopnxg76e">
+      <w:hyperlink w:history="1" r:id="rIdqka7h5qwlvm_l2_oiecjz">
         <w:r>
           <w:rPr>
             <w:rFonts w:ascii="Arial" w:cs="Arial" w:eastAsia="Arial" w:hAnsi="Arial"/>
